--- a/Knowledge/3-Work knowledge/1-Software Engineering/1-Fundamentals/5-My Source/7-Software/5-Software Development Life Cycle (SDLC)/1-Phases of SDLC/3-System Design.docx
+++ b/Knowledge/3-Work knowledge/1-Software Engineering/1-Fundamentals/5-My Source/7-Software/5-Software Development Life Cycle (SDLC)/1-Phases of SDLC/3-System Design.docx
@@ -42,7 +42,27 @@
           <w:sz w:val="18"/>
           <w:highlight w:val="lightGray"/>
         </w:rPr>
-        <w:t xml:space="preserve">: Persons Table -&gt; ID Column: 1, Name_En Column: Motasem Essam] -&gt; </w:t>
+        <w:t xml:space="preserve">: Persons Table -&gt; ID Column: 1, </w:t>
+      </w:r>
+      <w:proofErr w:type="spellStart"/>
+      <w:r>
+        <w:rPr>
+          <w:rFonts w:ascii="Arial" w:hAnsi="Arial"/>
+          <w:color w:val="000000"/>
+          <w:sz w:val="18"/>
+          <w:highlight w:val="lightGray"/>
+        </w:rPr>
+        <w:t>Name_En</w:t>
+      </w:r>
+      <w:proofErr w:type="spellEnd"/>
+      <w:r>
+        <w:rPr>
+          <w:rFonts w:ascii="Arial" w:hAnsi="Arial"/>
+          <w:color w:val="000000"/>
+          <w:sz w:val="18"/>
+          <w:highlight w:val="lightGray"/>
+        </w:rPr>
+        <w:t xml:space="preserve"> Column: Motasem Essam] -&gt; </w:t>
       </w:r>
       <w:r>
         <w:rPr>
@@ -98,16 +118,34 @@
           <w:sz w:val="18"/>
           <w:highlight w:val="lightGray"/>
         </w:rPr>
-        <w:t xml:space="preserve"> [6/</w:t>
-      </w:r>
-      <w:r>
-        <w:rPr>
-          <w:rFonts w:ascii="Arial" w:hAnsi="Arial"/>
-          <w:color w:val="000000"/>
-          <w:sz w:val="18"/>
-          <w:highlight w:val="lightGray"/>
-        </w:rPr>
-        <w:t>7</w:t>
+        <w:t xml:space="preserve"> [</w:t>
+      </w:r>
+      <w:r>
+        <w:rPr>
+          <w:rFonts w:ascii="Arial" w:hAnsi="Arial"/>
+          <w:color w:val="000000"/>
+          <w:sz w:val="18"/>
+          <w:highlight w:val="lightGray"/>
+        </w:rPr>
+        <w:t>1</w:t>
+      </w:r>
+      <w:r>
+        <w:rPr>
+          <w:rFonts w:ascii="Arial" w:hAnsi="Arial"/>
+          <w:color w:val="000000"/>
+          <w:sz w:val="18"/>
+          <w:highlight w:val="lightGray"/>
+        </w:rPr>
+        <w:t>/</w:t>
+      </w:r>
+      <w:r>
+        <w:rPr>
+          <w:rFonts w:ascii="Arial" w:hAnsi="Arial"/>
+          <w:color w:val="000000"/>
+          <w:sz w:val="18"/>
+          <w:highlight w:val="lightGray"/>
+        </w:rPr>
+        <w:t>23</w:t>
       </w:r>
       <w:r>
         <w:rPr>
@@ -207,7 +245,7 @@
           <w:rFonts w:ascii="Roboto Mono" w:hAnsi="Roboto Mono"/>
         </w:rPr>
         <w:pict w14:anchorId="222E815D">
-          <v:rect id="_x0000_i1230" style="width:0;height:1.5pt" o:hralign="center" o:hrstd="t" o:hr="t" fillcolor="#a0a0a0" stroked="f"/>
+          <v:rect id="_x0000_i1025" style="width:0;height:1.5pt" o:hralign="center" o:hrstd="t" o:hr="t" fillcolor="#a0a0a0" stroked="f"/>
         </w:pict>
       </w:r>
     </w:p>
@@ -243,7 +281,27 @@
           <w:sz w:val="18"/>
           <w:highlight w:val="lightGray"/>
         </w:rPr>
-        <w:t xml:space="preserve">: Persons Table -&gt; ID Column: 1, Name_En Column: Motasem Essam] -&gt; </w:t>
+        <w:t xml:space="preserve">: Persons Table -&gt; ID Column: 1, </w:t>
+      </w:r>
+      <w:proofErr w:type="spellStart"/>
+      <w:r>
+        <w:rPr>
+          <w:rFonts w:ascii="Arial" w:hAnsi="Arial"/>
+          <w:color w:val="000000"/>
+          <w:sz w:val="18"/>
+          <w:highlight w:val="lightGray"/>
+        </w:rPr>
+        <w:t>Name_En</w:t>
+      </w:r>
+      <w:proofErr w:type="spellEnd"/>
+      <w:r>
+        <w:rPr>
+          <w:rFonts w:ascii="Arial" w:hAnsi="Arial"/>
+          <w:color w:val="000000"/>
+          <w:sz w:val="18"/>
+          <w:highlight w:val="lightGray"/>
+        </w:rPr>
+        <w:t xml:space="preserve"> Column: Motasem Essam] -&gt; </w:t>
       </w:r>
       <w:r>
         <w:rPr>
@@ -299,16 +357,34 @@
           <w:sz w:val="18"/>
           <w:highlight w:val="lightGray"/>
         </w:rPr>
-        <w:t xml:space="preserve"> [6/</w:t>
-      </w:r>
-      <w:r>
-        <w:rPr>
-          <w:rFonts w:ascii="Arial" w:hAnsi="Arial"/>
-          <w:color w:val="000000"/>
-          <w:sz w:val="18"/>
-          <w:highlight w:val="lightGray"/>
-        </w:rPr>
-        <w:t>7</w:t>
+        <w:t xml:space="preserve"> [</w:t>
+      </w:r>
+      <w:r>
+        <w:rPr>
+          <w:rFonts w:ascii="Arial" w:hAnsi="Arial"/>
+          <w:color w:val="000000"/>
+          <w:sz w:val="18"/>
+          <w:highlight w:val="lightGray"/>
+        </w:rPr>
+        <w:t>1</w:t>
+      </w:r>
+      <w:r>
+        <w:rPr>
+          <w:rFonts w:ascii="Arial" w:hAnsi="Arial"/>
+          <w:color w:val="000000"/>
+          <w:sz w:val="18"/>
+          <w:highlight w:val="lightGray"/>
+        </w:rPr>
+        <w:t>/</w:t>
+      </w:r>
+      <w:r>
+        <w:rPr>
+          <w:rFonts w:ascii="Arial" w:hAnsi="Arial"/>
+          <w:color w:val="000000"/>
+          <w:sz w:val="18"/>
+          <w:highlight w:val="lightGray"/>
+        </w:rPr>
+        <w:t>23</w:t>
       </w:r>
       <w:r>
         <w:rPr>
@@ -446,7 +522,7 @@
           <w:rFonts w:ascii="Roboto Mono" w:hAnsi="Roboto Mono"/>
         </w:rPr>
         <w:pict w14:anchorId="6D2584AE">
-          <v:rect id="_x0000_i1231" style="width:0;height:1.5pt" o:hralign="center" o:hrstd="t" o:hr="t" fillcolor="#a0a0a0" stroked="f"/>
+          <v:rect id="_x0000_i1026" style="width:0;height:1.5pt" o:hralign="center" o:hrstd="t" o:hr="t" fillcolor="#a0a0a0" stroked="f"/>
         </w:pict>
       </w:r>
     </w:p>
@@ -489,7 +565,27 @@
           <w:sz w:val="18"/>
           <w:highlight w:val="lightGray"/>
         </w:rPr>
-        <w:t xml:space="preserve">: Persons Table -&gt; ID Column: 1, Name_En Column: Motasem Essam] -&gt; </w:t>
+        <w:t xml:space="preserve">: Persons Table -&gt; ID Column: 1, </w:t>
+      </w:r>
+      <w:proofErr w:type="spellStart"/>
+      <w:r>
+        <w:rPr>
+          <w:rFonts w:ascii="Arial" w:hAnsi="Arial"/>
+          <w:color w:val="000000"/>
+          <w:sz w:val="18"/>
+          <w:highlight w:val="lightGray"/>
+        </w:rPr>
+        <w:t>Name_En</w:t>
+      </w:r>
+      <w:proofErr w:type="spellEnd"/>
+      <w:r>
+        <w:rPr>
+          <w:rFonts w:ascii="Arial" w:hAnsi="Arial"/>
+          <w:color w:val="000000"/>
+          <w:sz w:val="18"/>
+          <w:highlight w:val="lightGray"/>
+        </w:rPr>
+        <w:t xml:space="preserve"> Column: Motasem Essam] -&gt; </w:t>
       </w:r>
       <w:r>
         <w:rPr>
@@ -545,16 +641,34 @@
           <w:sz w:val="18"/>
           <w:highlight w:val="lightGray"/>
         </w:rPr>
-        <w:t xml:space="preserve"> [6/</w:t>
-      </w:r>
-      <w:r>
-        <w:rPr>
-          <w:rFonts w:ascii="Arial" w:hAnsi="Arial"/>
-          <w:color w:val="000000"/>
-          <w:sz w:val="18"/>
-          <w:highlight w:val="lightGray"/>
-        </w:rPr>
-        <w:t>7</w:t>
+        <w:t xml:space="preserve"> [</w:t>
+      </w:r>
+      <w:r>
+        <w:rPr>
+          <w:rFonts w:ascii="Arial" w:hAnsi="Arial"/>
+          <w:color w:val="000000"/>
+          <w:sz w:val="18"/>
+          <w:highlight w:val="lightGray"/>
+        </w:rPr>
+        <w:t>1</w:t>
+      </w:r>
+      <w:r>
+        <w:rPr>
+          <w:rFonts w:ascii="Arial" w:hAnsi="Arial"/>
+          <w:color w:val="000000"/>
+          <w:sz w:val="18"/>
+          <w:highlight w:val="lightGray"/>
+        </w:rPr>
+        <w:t>/</w:t>
+      </w:r>
+      <w:r>
+        <w:rPr>
+          <w:rFonts w:ascii="Arial" w:hAnsi="Arial"/>
+          <w:color w:val="000000"/>
+          <w:sz w:val="18"/>
+          <w:highlight w:val="lightGray"/>
+        </w:rPr>
+        <w:t>23</w:t>
       </w:r>
       <w:r>
         <w:rPr>
@@ -838,7 +952,7 @@
           <w:rFonts w:ascii="Roboto Mono" w:hAnsi="Roboto Mono"/>
         </w:rPr>
         <w:pict w14:anchorId="535FF461">
-          <v:rect id="_x0000_i1232" style="width:0;height:1.5pt" o:hralign="center" o:hrstd="t" o:hr="t" fillcolor="#a0a0a0" stroked="f"/>
+          <v:rect id="_x0000_i1027" style="width:0;height:1.5pt" o:hralign="center" o:hrstd="t" o:hr="t" fillcolor="#a0a0a0" stroked="f"/>
         </w:pict>
       </w:r>
     </w:p>
@@ -891,7 +1005,27 @@
           <w:sz w:val="18"/>
           <w:highlight w:val="lightGray"/>
         </w:rPr>
-        <w:t xml:space="preserve">: Persons Table -&gt; ID Column: 1, Name_En Column: Motasem Essam] -&gt; </w:t>
+        <w:t xml:space="preserve">: Persons Table -&gt; ID Column: 1, </w:t>
+      </w:r>
+      <w:proofErr w:type="spellStart"/>
+      <w:r>
+        <w:rPr>
+          <w:rFonts w:ascii="Arial" w:hAnsi="Arial"/>
+          <w:color w:val="000000"/>
+          <w:sz w:val="18"/>
+          <w:highlight w:val="lightGray"/>
+        </w:rPr>
+        <w:t>Name_En</w:t>
+      </w:r>
+      <w:proofErr w:type="spellEnd"/>
+      <w:r>
+        <w:rPr>
+          <w:rFonts w:ascii="Arial" w:hAnsi="Arial"/>
+          <w:color w:val="000000"/>
+          <w:sz w:val="18"/>
+          <w:highlight w:val="lightGray"/>
+        </w:rPr>
+        <w:t xml:space="preserve"> Column: Motasem Essam] -&gt; </w:t>
       </w:r>
       <w:r>
         <w:rPr>
@@ -947,16 +1081,34 @@
           <w:sz w:val="18"/>
           <w:highlight w:val="lightGray"/>
         </w:rPr>
-        <w:t xml:space="preserve"> [6/</w:t>
-      </w:r>
-      <w:r>
-        <w:rPr>
-          <w:rFonts w:ascii="Arial" w:hAnsi="Arial"/>
-          <w:color w:val="000000"/>
-          <w:sz w:val="18"/>
-          <w:highlight w:val="lightGray"/>
-        </w:rPr>
-        <w:t>7</w:t>
+        <w:t xml:space="preserve"> [</w:t>
+      </w:r>
+      <w:r>
+        <w:rPr>
+          <w:rFonts w:ascii="Arial" w:hAnsi="Arial"/>
+          <w:color w:val="000000"/>
+          <w:sz w:val="18"/>
+          <w:highlight w:val="lightGray"/>
+        </w:rPr>
+        <w:t>1</w:t>
+      </w:r>
+      <w:r>
+        <w:rPr>
+          <w:rFonts w:ascii="Arial" w:hAnsi="Arial"/>
+          <w:color w:val="000000"/>
+          <w:sz w:val="18"/>
+          <w:highlight w:val="lightGray"/>
+        </w:rPr>
+        <w:t>/</w:t>
+      </w:r>
+      <w:r>
+        <w:rPr>
+          <w:rFonts w:ascii="Arial" w:hAnsi="Arial"/>
+          <w:color w:val="000000"/>
+          <w:sz w:val="18"/>
+          <w:highlight w:val="lightGray"/>
+        </w:rPr>
+        <w:t>23</w:t>
       </w:r>
       <w:r>
         <w:rPr>
@@ -1010,7 +1162,7 @@
           <w:rFonts w:ascii="Roboto Mono" w:hAnsi="Roboto Mono"/>
         </w:rPr>
         <w:pict w14:anchorId="61EF70BE">
-          <v:rect id="_x0000_i1234" style="width:0;height:1.5pt" o:hralign="center" o:hrstd="t" o:hr="t" fillcolor="#a0a0a0" stroked="f"/>
+          <v:rect id="_x0000_i1028" style="width:0;height:1.5pt" o:hralign="center" o:hrstd="t" o:hr="t" fillcolor="#a0a0a0" stroked="f"/>
         </w:pict>
       </w:r>
     </w:p>
@@ -1349,7 +1501,7 @@
           <w:rFonts w:ascii="Roboto Mono" w:hAnsi="Roboto Mono"/>
         </w:rPr>
         <w:pict w14:anchorId="39C5070F">
-          <v:rect id="_x0000_i1235" style="width:0;height:1.5pt" o:hralign="center" o:hrstd="t" o:hr="t" fillcolor="#a0a0a0" stroked="f"/>
+          <v:rect id="_x0000_i1029" style="width:0;height:1.5pt" o:hralign="center" o:hrstd="t" o:hr="t" fillcolor="#a0a0a0" stroked="f"/>
         </w:pict>
       </w:r>
     </w:p>
@@ -1553,7 +1705,7 @@
           <w:rFonts w:ascii="Roboto Mono" w:hAnsi="Roboto Mono"/>
         </w:rPr>
         <w:pict w14:anchorId="56ACA2B7">
-          <v:rect id="_x0000_i1236" style="width:0;height:1.5pt" o:hralign="center" o:hrstd="t" o:hr="t" fillcolor="#a0a0a0" stroked="f"/>
+          <v:rect id="_x0000_i1030" style="width:0;height:1.5pt" o:hralign="center" o:hrstd="t" o:hr="t" fillcolor="#a0a0a0" stroked="f"/>
         </w:pict>
       </w:r>
     </w:p>
@@ -1739,7 +1891,7 @@
           <w:rFonts w:ascii="Roboto Mono" w:hAnsi="Roboto Mono"/>
         </w:rPr>
         <w:pict w14:anchorId="37EB1F45">
-          <v:rect id="_x0000_i1237" style="width:0;height:1.5pt" o:hralign="center" o:hrstd="t" o:hr="t" fillcolor="#a0a0a0" stroked="f"/>
+          <v:rect id="_x0000_i1031" style="width:0;height:1.5pt" o:hralign="center" o:hrstd="t" o:hr="t" fillcolor="#a0a0a0" stroked="f"/>
         </w:pict>
       </w:r>
     </w:p>
@@ -1778,7 +1930,27 @@
           <w:sz w:val="18"/>
           <w:highlight w:val="lightGray"/>
         </w:rPr>
-        <w:t xml:space="preserve">: Persons Table -&gt; ID Column: 1, Name_En Column: Motasem Essam] -&gt; </w:t>
+        <w:t xml:space="preserve">: Persons Table -&gt; ID Column: 1, </w:t>
+      </w:r>
+      <w:proofErr w:type="spellStart"/>
+      <w:r>
+        <w:rPr>
+          <w:rFonts w:ascii="Arial" w:hAnsi="Arial"/>
+          <w:color w:val="000000"/>
+          <w:sz w:val="18"/>
+          <w:highlight w:val="lightGray"/>
+        </w:rPr>
+        <w:t>Name_En</w:t>
+      </w:r>
+      <w:proofErr w:type="spellEnd"/>
+      <w:r>
+        <w:rPr>
+          <w:rFonts w:ascii="Arial" w:hAnsi="Arial"/>
+          <w:color w:val="000000"/>
+          <w:sz w:val="18"/>
+          <w:highlight w:val="lightGray"/>
+        </w:rPr>
+        <w:t xml:space="preserve"> Column: Motasem Essam] -&gt; </w:t>
       </w:r>
       <w:r>
         <w:rPr>
@@ -1834,16 +2006,34 @@
           <w:sz w:val="18"/>
           <w:highlight w:val="lightGray"/>
         </w:rPr>
-        <w:t xml:space="preserve"> [6/</w:t>
-      </w:r>
-      <w:r>
-        <w:rPr>
-          <w:rFonts w:ascii="Arial" w:hAnsi="Arial"/>
-          <w:color w:val="000000"/>
-          <w:sz w:val="18"/>
-          <w:highlight w:val="lightGray"/>
-        </w:rPr>
-        <w:t>7</w:t>
+        <w:t xml:space="preserve"> [</w:t>
+      </w:r>
+      <w:r>
+        <w:rPr>
+          <w:rFonts w:ascii="Arial" w:hAnsi="Arial"/>
+          <w:color w:val="000000"/>
+          <w:sz w:val="18"/>
+          <w:highlight w:val="lightGray"/>
+        </w:rPr>
+        <w:t>1</w:t>
+      </w:r>
+      <w:r>
+        <w:rPr>
+          <w:rFonts w:ascii="Arial" w:hAnsi="Arial"/>
+          <w:color w:val="000000"/>
+          <w:sz w:val="18"/>
+          <w:highlight w:val="lightGray"/>
+        </w:rPr>
+        <w:t>/</w:t>
+      </w:r>
+      <w:r>
+        <w:rPr>
+          <w:rFonts w:ascii="Arial" w:hAnsi="Arial"/>
+          <w:color w:val="000000"/>
+          <w:sz w:val="18"/>
+          <w:highlight w:val="lightGray"/>
+        </w:rPr>
+        <w:t>23</w:t>
       </w:r>
       <w:r>
         <w:rPr>
@@ -1896,7 +2086,7 @@
           <w:rFonts w:ascii="Roboto Mono" w:hAnsi="Roboto Mono"/>
         </w:rPr>
         <w:pict w14:anchorId="521B7D45">
-          <v:rect id="_x0000_i1238" style="width:0;height:1.5pt" o:hralign="center" o:hrstd="t" o:hr="t" fillcolor="#a0a0a0" stroked="f"/>
+          <v:rect id="_x0000_i1032" style="width:0;height:1.5pt" o:hralign="center" o:hrstd="t" o:hr="t" fillcolor="#a0a0a0" stroked="f"/>
         </w:pict>
       </w:r>
     </w:p>
@@ -2009,7 +2199,7 @@
           <w:rFonts w:ascii="Roboto Mono" w:hAnsi="Roboto Mono"/>
         </w:rPr>
         <w:pict w14:anchorId="03A1ACCB">
-          <v:rect id="_x0000_i1239" style="width:0;height:1.5pt" o:hralign="center" o:hrstd="t" o:hr="t" fillcolor="#a0a0a0" stroked="f"/>
+          <v:rect id="_x0000_i1033" style="width:0;height:1.5pt" o:hralign="center" o:hrstd="t" o:hr="t" fillcolor="#a0a0a0" stroked="f"/>
         </w:pict>
       </w:r>
     </w:p>
@@ -2191,12 +2381,14 @@
                 <w:rFonts w:ascii="Roboto Mono" w:hAnsi="Roboto Mono"/>
               </w:rPr>
             </w:pPr>
+            <w:proofErr w:type="spellStart"/>
             <w:r>
               <w:rPr>
                 <w:rFonts w:ascii="Roboto Mono" w:hAnsi="Roboto Mono"/>
               </w:rPr>
               <w:t>CustomerID</w:t>
             </w:r>
+            <w:proofErr w:type="spellEnd"/>
           </w:p>
         </w:tc>
         <w:tc>
@@ -2323,7 +2515,7 @@
           <w:rFonts w:ascii="Roboto Mono" w:hAnsi="Roboto Mono"/>
         </w:rPr>
         <w:pict w14:anchorId="6C6E8A5C">
-          <v:rect id="_x0000_i1240" style="width:0;height:1.5pt" o:hralign="center" o:hrstd="t" o:hr="t" fillcolor="#a0a0a0" stroked="f"/>
+          <v:rect id="_x0000_i1034" style="width:0;height:1.5pt" o:hralign="center" o:hrstd="t" o:hr="t" fillcolor="#a0a0a0" stroked="f"/>
         </w:pict>
       </w:r>
     </w:p>
@@ -2476,7 +2668,7 @@
           <w:rFonts w:ascii="Roboto Mono" w:hAnsi="Roboto Mono"/>
         </w:rPr>
         <w:pict w14:anchorId="67BEE87A">
-          <v:rect id="_x0000_i1241" style="width:0;height:1.5pt" o:hralign="center" o:hrstd="t" o:hr="t" fillcolor="#a0a0a0" stroked="f"/>
+          <v:rect id="_x0000_i1035" style="width:0;height:1.5pt" o:hralign="center" o:hrstd="t" o:hr="t" fillcolor="#a0a0a0" stroked="f"/>
         </w:pict>
       </w:r>
     </w:p>
@@ -2515,7 +2707,27 @@
           <w:sz w:val="18"/>
           <w:highlight w:val="lightGray"/>
         </w:rPr>
-        <w:t xml:space="preserve">: Persons Table -&gt; ID Column: 1, Name_En Column: Motasem Essam] -&gt; </w:t>
+        <w:t xml:space="preserve">: Persons Table -&gt; ID Column: 1, </w:t>
+      </w:r>
+      <w:proofErr w:type="spellStart"/>
+      <w:r>
+        <w:rPr>
+          <w:rFonts w:ascii="Arial" w:hAnsi="Arial"/>
+          <w:color w:val="000000"/>
+          <w:sz w:val="18"/>
+          <w:highlight w:val="lightGray"/>
+        </w:rPr>
+        <w:t>Name_En</w:t>
+      </w:r>
+      <w:proofErr w:type="spellEnd"/>
+      <w:r>
+        <w:rPr>
+          <w:rFonts w:ascii="Arial" w:hAnsi="Arial"/>
+          <w:color w:val="000000"/>
+          <w:sz w:val="18"/>
+          <w:highlight w:val="lightGray"/>
+        </w:rPr>
+        <w:t xml:space="preserve"> Column: Motasem Essam] -&gt; </w:t>
       </w:r>
       <w:r>
         <w:rPr>
@@ -2571,16 +2783,34 @@
           <w:sz w:val="18"/>
           <w:highlight w:val="lightGray"/>
         </w:rPr>
-        <w:t xml:space="preserve"> [6/</w:t>
-      </w:r>
-      <w:r>
-        <w:rPr>
-          <w:rFonts w:ascii="Arial" w:hAnsi="Arial"/>
-          <w:color w:val="000000"/>
-          <w:sz w:val="18"/>
-          <w:highlight w:val="lightGray"/>
-        </w:rPr>
-        <w:t>7</w:t>
+        <w:t xml:space="preserve"> [</w:t>
+      </w:r>
+      <w:r>
+        <w:rPr>
+          <w:rFonts w:ascii="Arial" w:hAnsi="Arial"/>
+          <w:color w:val="000000"/>
+          <w:sz w:val="18"/>
+          <w:highlight w:val="lightGray"/>
+        </w:rPr>
+        <w:t>1</w:t>
+      </w:r>
+      <w:r>
+        <w:rPr>
+          <w:rFonts w:ascii="Arial" w:hAnsi="Arial"/>
+          <w:color w:val="000000"/>
+          <w:sz w:val="18"/>
+          <w:highlight w:val="lightGray"/>
+        </w:rPr>
+        <w:t>/</w:t>
+      </w:r>
+      <w:r>
+        <w:rPr>
+          <w:rFonts w:ascii="Arial" w:hAnsi="Arial"/>
+          <w:color w:val="000000"/>
+          <w:sz w:val="18"/>
+          <w:highlight w:val="lightGray"/>
+        </w:rPr>
+        <w:t>23</w:t>
       </w:r>
       <w:r>
         <w:rPr>
@@ -2633,7 +2863,7 @@
           <w:rFonts w:ascii="Roboto Mono" w:hAnsi="Roboto Mono"/>
         </w:rPr>
         <w:pict w14:anchorId="21E9704E">
-          <v:rect id="_x0000_i1242" style="width:0;height:1.5pt" o:hralign="center" o:hrstd="t" o:hr="t" fillcolor="#a0a0a0" stroked="f"/>
+          <v:rect id="_x0000_i1036" style="width:0;height:1.5pt" o:hralign="center" o:hrstd="t" o:hr="t" fillcolor="#a0a0a0" stroked="f"/>
         </w:pict>
       </w:r>
     </w:p>
@@ -2747,7 +2977,7 @@
         </w:rPr>
         <w:lastRenderedPageBreak/>
         <w:pict w14:anchorId="13862DF7">
-          <v:rect id="_x0000_i1243" style="width:0;height:1.5pt" o:hralign="center" o:hrstd="t" o:hr="t" fillcolor="#a0a0a0" stroked="f"/>
+          <v:rect id="_x0000_i1037" style="width:0;height:1.5pt" o:hralign="center" o:hrstd="t" o:hr="t" fillcolor="#a0a0a0" stroked="f"/>
         </w:pict>
       </w:r>
     </w:p>
@@ -2913,7 +3143,7 @@
           <w:rFonts w:ascii="Roboto Mono" w:hAnsi="Roboto Mono"/>
         </w:rPr>
         <w:pict w14:anchorId="1D9E171A">
-          <v:rect id="_x0000_i1244" style="width:0;height:1.5pt" o:hralign="center" o:hrstd="t" o:hr="t" fillcolor="#a0a0a0" stroked="f"/>
+          <v:rect id="_x0000_i1038" style="width:0;height:1.5pt" o:hralign="center" o:hrstd="t" o:hr="t" fillcolor="#a0a0a0" stroked="f"/>
         </w:pict>
       </w:r>
     </w:p>
@@ -2952,7 +3182,27 @@
           <w:sz w:val="18"/>
           <w:highlight w:val="lightGray"/>
         </w:rPr>
-        <w:t xml:space="preserve">: Persons Table -&gt; ID Column: 1, Name_En Column: Motasem Essam] -&gt; </w:t>
+        <w:t xml:space="preserve">: Persons Table -&gt; ID Column: 1, </w:t>
+      </w:r>
+      <w:proofErr w:type="spellStart"/>
+      <w:r>
+        <w:rPr>
+          <w:rFonts w:ascii="Arial" w:hAnsi="Arial"/>
+          <w:color w:val="000000"/>
+          <w:sz w:val="18"/>
+          <w:highlight w:val="lightGray"/>
+        </w:rPr>
+        <w:t>Name_En</w:t>
+      </w:r>
+      <w:proofErr w:type="spellEnd"/>
+      <w:r>
+        <w:rPr>
+          <w:rFonts w:ascii="Arial" w:hAnsi="Arial"/>
+          <w:color w:val="000000"/>
+          <w:sz w:val="18"/>
+          <w:highlight w:val="lightGray"/>
+        </w:rPr>
+        <w:t xml:space="preserve"> Column: Motasem Essam] -&gt; </w:t>
       </w:r>
       <w:r>
         <w:rPr>
@@ -3008,16 +3258,34 @@
           <w:sz w:val="18"/>
           <w:highlight w:val="lightGray"/>
         </w:rPr>
-        <w:t xml:space="preserve"> [6/</w:t>
-      </w:r>
-      <w:r>
-        <w:rPr>
-          <w:rFonts w:ascii="Arial" w:hAnsi="Arial"/>
-          <w:color w:val="000000"/>
-          <w:sz w:val="18"/>
-          <w:highlight w:val="lightGray"/>
-        </w:rPr>
-        <w:t>7</w:t>
+        <w:t xml:space="preserve"> [</w:t>
+      </w:r>
+      <w:r>
+        <w:rPr>
+          <w:rFonts w:ascii="Arial" w:hAnsi="Arial"/>
+          <w:color w:val="000000"/>
+          <w:sz w:val="18"/>
+          <w:highlight w:val="lightGray"/>
+        </w:rPr>
+        <w:t>1</w:t>
+      </w:r>
+      <w:r>
+        <w:rPr>
+          <w:rFonts w:ascii="Arial" w:hAnsi="Arial"/>
+          <w:color w:val="000000"/>
+          <w:sz w:val="18"/>
+          <w:highlight w:val="lightGray"/>
+        </w:rPr>
+        <w:t>/</w:t>
+      </w:r>
+      <w:r>
+        <w:rPr>
+          <w:rFonts w:ascii="Arial" w:hAnsi="Arial"/>
+          <w:color w:val="000000"/>
+          <w:sz w:val="18"/>
+          <w:highlight w:val="lightGray"/>
+        </w:rPr>
+        <w:t>23</w:t>
       </w:r>
       <w:r>
         <w:rPr>
@@ -3070,7 +3338,7 @@
           <w:rFonts w:ascii="Roboto Mono" w:hAnsi="Roboto Mono"/>
         </w:rPr>
         <w:pict w14:anchorId="54E90707">
-          <v:rect id="_x0000_i1245" style="width:0;height:1.5pt" o:hralign="center" o:hrstd="t" o:hr="t" fillcolor="#a0a0a0" stroked="f"/>
+          <v:rect id="_x0000_i1039" style="width:0;height:1.5pt" o:hralign="center" o:hrstd="t" o:hr="t" fillcolor="#a0a0a0" stroked="f"/>
         </w:pict>
       </w:r>
     </w:p>
@@ -3293,7 +3561,7 @@
           <w:rFonts w:ascii="Roboto Mono" w:hAnsi="Roboto Mono"/>
         </w:rPr>
         <w:pict w14:anchorId="0ABF756F">
-          <v:rect id="_x0000_i1246" style="width:0;height:1.5pt" o:hralign="center" o:hrstd="t" o:hr="t" fillcolor="#a0a0a0" stroked="f"/>
+          <v:rect id="_x0000_i1040" style="width:0;height:1.5pt" o:hralign="center" o:hrstd="t" o:hr="t" fillcolor="#a0a0a0" stroked="f"/>
         </w:pict>
       </w:r>
     </w:p>
@@ -3332,7 +3600,27 @@
           <w:sz w:val="18"/>
           <w:highlight w:val="lightGray"/>
         </w:rPr>
-        <w:t xml:space="preserve">: Persons Table -&gt; ID Column: 1, Name_En Column: Motasem Essam] -&gt; </w:t>
+        <w:t xml:space="preserve">: Persons Table -&gt; ID Column: 1, </w:t>
+      </w:r>
+      <w:proofErr w:type="spellStart"/>
+      <w:r>
+        <w:rPr>
+          <w:rFonts w:ascii="Arial" w:hAnsi="Arial"/>
+          <w:color w:val="000000"/>
+          <w:sz w:val="18"/>
+          <w:highlight w:val="lightGray"/>
+        </w:rPr>
+        <w:t>Name_En</w:t>
+      </w:r>
+      <w:proofErr w:type="spellEnd"/>
+      <w:r>
+        <w:rPr>
+          <w:rFonts w:ascii="Arial" w:hAnsi="Arial"/>
+          <w:color w:val="000000"/>
+          <w:sz w:val="18"/>
+          <w:highlight w:val="lightGray"/>
+        </w:rPr>
+        <w:t xml:space="preserve"> Column: Motasem Essam] -&gt; </w:t>
       </w:r>
       <w:r>
         <w:rPr>
@@ -3388,16 +3676,34 @@
           <w:sz w:val="18"/>
           <w:highlight w:val="lightGray"/>
         </w:rPr>
-        <w:t xml:space="preserve"> [6/</w:t>
-      </w:r>
-      <w:r>
-        <w:rPr>
-          <w:rFonts w:ascii="Arial" w:hAnsi="Arial"/>
-          <w:color w:val="000000"/>
-          <w:sz w:val="18"/>
-          <w:highlight w:val="lightGray"/>
-        </w:rPr>
-        <w:t>7</w:t>
+        <w:t xml:space="preserve"> [</w:t>
+      </w:r>
+      <w:r>
+        <w:rPr>
+          <w:rFonts w:ascii="Arial" w:hAnsi="Arial"/>
+          <w:color w:val="000000"/>
+          <w:sz w:val="18"/>
+          <w:highlight w:val="lightGray"/>
+        </w:rPr>
+        <w:t>1</w:t>
+      </w:r>
+      <w:r>
+        <w:rPr>
+          <w:rFonts w:ascii="Arial" w:hAnsi="Arial"/>
+          <w:color w:val="000000"/>
+          <w:sz w:val="18"/>
+          <w:highlight w:val="lightGray"/>
+        </w:rPr>
+        <w:t>/</w:t>
+      </w:r>
+      <w:r>
+        <w:rPr>
+          <w:rFonts w:ascii="Arial" w:hAnsi="Arial"/>
+          <w:color w:val="000000"/>
+          <w:sz w:val="18"/>
+          <w:highlight w:val="lightGray"/>
+        </w:rPr>
+        <w:t>23</w:t>
       </w:r>
       <w:r>
         <w:rPr>
@@ -3450,7 +3756,7 @@
           <w:rFonts w:ascii="Roboto Mono" w:hAnsi="Roboto Mono"/>
         </w:rPr>
         <w:pict w14:anchorId="6E08C74A">
-          <v:rect id="_x0000_i1247" style="width:0;height:1.5pt" o:hralign="center" o:hrstd="t" o:hr="t" fillcolor="#a0a0a0" stroked="f"/>
+          <v:rect id="_x0000_i1041" style="width:0;height:1.5pt" o:hralign="center" o:hrstd="t" o:hr="t" fillcolor="#a0a0a0" stroked="f"/>
         </w:pict>
       </w:r>
     </w:p>
@@ -3550,7 +3856,21 @@
         <w:rPr>
           <w:rFonts w:ascii="Roboto Mono" w:hAnsi="Roboto Mono"/>
         </w:rPr>
-        <w:t>POST /api/login</w:t>
+        <w:t>POST /</w:t>
+      </w:r>
+      <w:proofErr w:type="spellStart"/>
+      <w:r>
+        <w:rPr>
+          <w:rFonts w:ascii="Roboto Mono" w:hAnsi="Roboto Mono"/>
+        </w:rPr>
+        <w:t>api</w:t>
+      </w:r>
+      <w:proofErr w:type="spellEnd"/>
+      <w:r>
+        <w:rPr>
+          <w:rFonts w:ascii="Roboto Mono" w:hAnsi="Roboto Mono"/>
+        </w:rPr>
+        <w:t>/login</w:t>
       </w:r>
     </w:p>
     <w:p>
@@ -3781,7 +4101,21 @@
         <w:rPr>
           <w:rFonts w:ascii="Roboto Mono" w:hAnsi="Roboto Mono"/>
         </w:rPr>
-        <w:t xml:space="preserve"> "status":"success"</w:t>
+        <w:t xml:space="preserve"> "</w:t>
+      </w:r>
+      <w:proofErr w:type="spellStart"/>
+      <w:r>
+        <w:rPr>
+          <w:rFonts w:ascii="Roboto Mono" w:hAnsi="Roboto Mono"/>
+        </w:rPr>
+        <w:t>status":"success</w:t>
+      </w:r>
+      <w:proofErr w:type="spellEnd"/>
+      <w:r>
+        <w:rPr>
+          <w:rFonts w:ascii="Roboto Mono" w:hAnsi="Roboto Mono"/>
+        </w:rPr>
+        <w:t>"</w:t>
       </w:r>
     </w:p>
     <w:p>
@@ -3808,7 +4142,7 @@
           <w:rFonts w:ascii="Roboto Mono" w:hAnsi="Roboto Mono"/>
         </w:rPr>
         <w:pict w14:anchorId="61D242EA">
-          <v:rect id="_x0000_i1248" style="width:0;height:1.5pt" o:hralign="center" o:hrstd="t" o:hr="t" fillcolor="#a0a0a0" stroked="f"/>
+          <v:rect id="_x0000_i1042" style="width:0;height:1.5pt" o:hralign="center" o:hrstd="t" o:hr="t" fillcolor="#a0a0a0" stroked="f"/>
         </w:pict>
       </w:r>
     </w:p>
@@ -3847,7 +4181,27 @@
           <w:sz w:val="18"/>
           <w:highlight w:val="lightGray"/>
         </w:rPr>
-        <w:t xml:space="preserve">: Persons Table -&gt; ID Column: 1, Name_En Column: Motasem Essam] -&gt; </w:t>
+        <w:t xml:space="preserve">: Persons Table -&gt; ID Column: 1, </w:t>
+      </w:r>
+      <w:proofErr w:type="spellStart"/>
+      <w:r>
+        <w:rPr>
+          <w:rFonts w:ascii="Arial" w:hAnsi="Arial"/>
+          <w:color w:val="000000"/>
+          <w:sz w:val="18"/>
+          <w:highlight w:val="lightGray"/>
+        </w:rPr>
+        <w:t>Name_En</w:t>
+      </w:r>
+      <w:proofErr w:type="spellEnd"/>
+      <w:r>
+        <w:rPr>
+          <w:rFonts w:ascii="Arial" w:hAnsi="Arial"/>
+          <w:color w:val="000000"/>
+          <w:sz w:val="18"/>
+          <w:highlight w:val="lightGray"/>
+        </w:rPr>
+        <w:t xml:space="preserve"> Column: Motasem Essam] -&gt; </w:t>
       </w:r>
       <w:r>
         <w:rPr>
@@ -3903,16 +4257,34 @@
           <w:sz w:val="18"/>
           <w:highlight w:val="lightGray"/>
         </w:rPr>
-        <w:t xml:space="preserve"> [6/</w:t>
-      </w:r>
-      <w:r>
-        <w:rPr>
-          <w:rFonts w:ascii="Arial" w:hAnsi="Arial"/>
-          <w:color w:val="000000"/>
-          <w:sz w:val="18"/>
-          <w:highlight w:val="lightGray"/>
-        </w:rPr>
-        <w:t>7</w:t>
+        <w:t xml:space="preserve"> [</w:t>
+      </w:r>
+      <w:r>
+        <w:rPr>
+          <w:rFonts w:ascii="Arial" w:hAnsi="Arial"/>
+          <w:color w:val="000000"/>
+          <w:sz w:val="18"/>
+          <w:highlight w:val="lightGray"/>
+        </w:rPr>
+        <w:t>1</w:t>
+      </w:r>
+      <w:r>
+        <w:rPr>
+          <w:rFonts w:ascii="Arial" w:hAnsi="Arial"/>
+          <w:color w:val="000000"/>
+          <w:sz w:val="18"/>
+          <w:highlight w:val="lightGray"/>
+        </w:rPr>
+        <w:t>/</w:t>
+      </w:r>
+      <w:r>
+        <w:rPr>
+          <w:rFonts w:ascii="Arial" w:hAnsi="Arial"/>
+          <w:color w:val="000000"/>
+          <w:sz w:val="18"/>
+          <w:highlight w:val="lightGray"/>
+        </w:rPr>
+        <w:t>23</w:t>
       </w:r>
       <w:r>
         <w:rPr>
@@ -3965,7 +4337,7 @@
           <w:rFonts w:ascii="Roboto Mono" w:hAnsi="Roboto Mono"/>
         </w:rPr>
         <w:pict w14:anchorId="5A5DED8A">
-          <v:rect id="_x0000_i1249" style="width:0;height:1.5pt" o:hralign="center" o:hrstd="t" o:hr="t" fillcolor="#a0a0a0" stroked="f"/>
+          <v:rect id="_x0000_i1043" style="width:0;height:1.5pt" o:hralign="center" o:hrstd="t" o:hr="t" fillcolor="#a0a0a0" stroked="f"/>
         </w:pict>
       </w:r>
     </w:p>
@@ -4078,7 +4450,7 @@
           <w:rFonts w:ascii="Roboto Mono" w:hAnsi="Roboto Mono"/>
         </w:rPr>
         <w:pict w14:anchorId="606E9B80">
-          <v:rect id="_x0000_i1250" style="width:0;height:1.5pt" o:hralign="center" o:hrstd="t" o:hr="t" fillcolor="#a0a0a0" stroked="f"/>
+          <v:rect id="_x0000_i1044" style="width:0;height:1.5pt" o:hralign="center" o:hrstd="t" o:hr="t" fillcolor="#a0a0a0" stroked="f"/>
         </w:pict>
       </w:r>
     </w:p>
@@ -4276,7 +4648,7 @@
           <w:rFonts w:ascii="Roboto Mono" w:hAnsi="Roboto Mono"/>
         </w:rPr>
         <w:pict w14:anchorId="0E506B93">
-          <v:rect id="_x0000_i1251" style="width:0;height:1.5pt" o:hralign="center" o:hrstd="t" o:hr="t" fillcolor="#a0a0a0" stroked="f"/>
+          <v:rect id="_x0000_i1045" style="width:0;height:1.5pt" o:hralign="center" o:hrstd="t" o:hr="t" fillcolor="#a0a0a0" stroked="f"/>
         </w:pict>
       </w:r>
     </w:p>
@@ -4315,7 +4687,27 @@
           <w:sz w:val="18"/>
           <w:highlight w:val="lightGray"/>
         </w:rPr>
-        <w:t xml:space="preserve">: Persons Table -&gt; ID Column: 1, Name_En Column: Motasem Essam] -&gt; </w:t>
+        <w:t xml:space="preserve">: Persons Table -&gt; ID Column: 1, </w:t>
+      </w:r>
+      <w:proofErr w:type="spellStart"/>
+      <w:r>
+        <w:rPr>
+          <w:rFonts w:ascii="Arial" w:hAnsi="Arial"/>
+          <w:color w:val="000000"/>
+          <w:sz w:val="18"/>
+          <w:highlight w:val="lightGray"/>
+        </w:rPr>
+        <w:t>Name_En</w:t>
+      </w:r>
+      <w:proofErr w:type="spellEnd"/>
+      <w:r>
+        <w:rPr>
+          <w:rFonts w:ascii="Arial" w:hAnsi="Arial"/>
+          <w:color w:val="000000"/>
+          <w:sz w:val="18"/>
+          <w:highlight w:val="lightGray"/>
+        </w:rPr>
+        <w:t xml:space="preserve"> Column: Motasem Essam] -&gt; </w:t>
       </w:r>
       <w:r>
         <w:rPr>
@@ -4371,16 +4763,34 @@
           <w:sz w:val="18"/>
           <w:highlight w:val="lightGray"/>
         </w:rPr>
-        <w:t xml:space="preserve"> [6/</w:t>
-      </w:r>
-      <w:r>
-        <w:rPr>
-          <w:rFonts w:ascii="Arial" w:hAnsi="Arial"/>
-          <w:color w:val="000000"/>
-          <w:sz w:val="18"/>
-          <w:highlight w:val="lightGray"/>
-        </w:rPr>
-        <w:t>7</w:t>
+        <w:t xml:space="preserve"> [</w:t>
+      </w:r>
+      <w:r>
+        <w:rPr>
+          <w:rFonts w:ascii="Arial" w:hAnsi="Arial"/>
+          <w:color w:val="000000"/>
+          <w:sz w:val="18"/>
+          <w:highlight w:val="lightGray"/>
+        </w:rPr>
+        <w:t>1</w:t>
+      </w:r>
+      <w:r>
+        <w:rPr>
+          <w:rFonts w:ascii="Arial" w:hAnsi="Arial"/>
+          <w:color w:val="000000"/>
+          <w:sz w:val="18"/>
+          <w:highlight w:val="lightGray"/>
+        </w:rPr>
+        <w:t>/</w:t>
+      </w:r>
+      <w:r>
+        <w:rPr>
+          <w:rFonts w:ascii="Arial" w:hAnsi="Arial"/>
+          <w:color w:val="000000"/>
+          <w:sz w:val="18"/>
+          <w:highlight w:val="lightGray"/>
+        </w:rPr>
+        <w:t>23</w:t>
       </w:r>
       <w:r>
         <w:rPr>
@@ -4416,7 +4826,7 @@
           <w:rFonts w:ascii="Roboto Mono" w:hAnsi="Roboto Mono"/>
         </w:rPr>
         <w:pict w14:anchorId="3E3B935C">
-          <v:rect id="_x0000_i1252" style="width:0;height:1.5pt" o:hralign="center" o:hrstd="t" o:hr="t" fillcolor="#a0a0a0" stroked="f"/>
+          <v:rect id="_x0000_i1046" style="width:0;height:1.5pt" o:hralign="center" o:hrstd="t" o:hr="t" fillcolor="#a0a0a0" stroked="f"/>
         </w:pict>
       </w:r>
     </w:p>
@@ -4756,7 +5166,7 @@
           <w:rFonts w:ascii="Roboto Mono" w:hAnsi="Roboto Mono"/>
         </w:rPr>
         <w:pict w14:anchorId="0E9109AA">
-          <v:rect id="_x0000_i1253" style="width:0;height:1.5pt" o:hralign="center" o:hrstd="t" o:hr="t" fillcolor="#a0a0a0" stroked="f"/>
+          <v:rect id="_x0000_i1047" style="width:0;height:1.5pt" o:hralign="center" o:hrstd="t" o:hr="t" fillcolor="#a0a0a0" stroked="f"/>
         </w:pict>
       </w:r>
     </w:p>
@@ -4792,7 +5202,27 @@
           <w:sz w:val="18"/>
           <w:highlight w:val="lightGray"/>
         </w:rPr>
-        <w:t xml:space="preserve">: Persons Table -&gt; ID Column: 1, Name_En Column: Motasem Essam] -&gt; </w:t>
+        <w:t xml:space="preserve">: Persons Table -&gt; ID Column: 1, </w:t>
+      </w:r>
+      <w:proofErr w:type="spellStart"/>
+      <w:r>
+        <w:rPr>
+          <w:rFonts w:ascii="Arial" w:hAnsi="Arial"/>
+          <w:color w:val="000000"/>
+          <w:sz w:val="18"/>
+          <w:highlight w:val="lightGray"/>
+        </w:rPr>
+        <w:t>Name_En</w:t>
+      </w:r>
+      <w:proofErr w:type="spellEnd"/>
+      <w:r>
+        <w:rPr>
+          <w:rFonts w:ascii="Arial" w:hAnsi="Arial"/>
+          <w:color w:val="000000"/>
+          <w:sz w:val="18"/>
+          <w:highlight w:val="lightGray"/>
+        </w:rPr>
+        <w:t xml:space="preserve"> Column: Motasem Essam] -&gt; </w:t>
       </w:r>
       <w:r>
         <w:rPr>
@@ -4848,16 +5278,34 @@
           <w:sz w:val="18"/>
           <w:highlight w:val="lightGray"/>
         </w:rPr>
-        <w:t xml:space="preserve"> [6/</w:t>
-      </w:r>
-      <w:r>
-        <w:rPr>
-          <w:rFonts w:ascii="Arial" w:hAnsi="Arial"/>
-          <w:color w:val="000000"/>
-          <w:sz w:val="18"/>
-          <w:highlight w:val="lightGray"/>
-        </w:rPr>
-        <w:t>7</w:t>
+        <w:t xml:space="preserve"> [</w:t>
+      </w:r>
+      <w:r>
+        <w:rPr>
+          <w:rFonts w:ascii="Arial" w:hAnsi="Arial"/>
+          <w:color w:val="000000"/>
+          <w:sz w:val="18"/>
+          <w:highlight w:val="lightGray"/>
+        </w:rPr>
+        <w:t>1</w:t>
+      </w:r>
+      <w:r>
+        <w:rPr>
+          <w:rFonts w:ascii="Arial" w:hAnsi="Arial"/>
+          <w:color w:val="000000"/>
+          <w:sz w:val="18"/>
+          <w:highlight w:val="lightGray"/>
+        </w:rPr>
+        <w:t>/</w:t>
+      </w:r>
+      <w:r>
+        <w:rPr>
+          <w:rFonts w:ascii="Arial" w:hAnsi="Arial"/>
+          <w:color w:val="000000"/>
+          <w:sz w:val="18"/>
+          <w:highlight w:val="lightGray"/>
+        </w:rPr>
+        <w:t>23</w:t>
       </w:r>
       <w:r>
         <w:rPr>
@@ -5295,7 +5743,7 @@
           <w:rFonts w:ascii="Roboto Mono" w:hAnsi="Roboto Mono"/>
         </w:rPr>
         <w:pict w14:anchorId="6D2C7F0B">
-          <v:rect id="_x0000_i1254" style="width:0;height:1.5pt" o:hralign="center" o:hrstd="t" o:hr="t" fillcolor="#a0a0a0" stroked="f"/>
+          <v:rect id="_x0000_i1048" style="width:0;height:1.5pt" o:hralign="center" o:hrstd="t" o:hr="t" fillcolor="#a0a0a0" stroked="f"/>
         </w:pict>
       </w:r>
     </w:p>
@@ -5348,7 +5796,27 @@
           <w:sz w:val="18"/>
           <w:highlight w:val="lightGray"/>
         </w:rPr>
-        <w:t xml:space="preserve">: Persons Table -&gt; ID Column: 1, Name_En Column: Motasem Essam] -&gt; </w:t>
+        <w:t xml:space="preserve">: Persons Table -&gt; ID Column: 1, </w:t>
+      </w:r>
+      <w:proofErr w:type="spellStart"/>
+      <w:r>
+        <w:rPr>
+          <w:rFonts w:ascii="Arial" w:hAnsi="Arial"/>
+          <w:color w:val="000000"/>
+          <w:sz w:val="18"/>
+          <w:highlight w:val="lightGray"/>
+        </w:rPr>
+        <w:t>Name_En</w:t>
+      </w:r>
+      <w:proofErr w:type="spellEnd"/>
+      <w:r>
+        <w:rPr>
+          <w:rFonts w:ascii="Arial" w:hAnsi="Arial"/>
+          <w:color w:val="000000"/>
+          <w:sz w:val="18"/>
+          <w:highlight w:val="lightGray"/>
+        </w:rPr>
+        <w:t xml:space="preserve"> Column: Motasem Essam] -&gt; </w:t>
       </w:r>
       <w:r>
         <w:rPr>
@@ -5404,16 +5872,34 @@
           <w:sz w:val="18"/>
           <w:highlight w:val="lightGray"/>
         </w:rPr>
-        <w:t xml:space="preserve"> [6/</w:t>
-      </w:r>
-      <w:r>
-        <w:rPr>
-          <w:rFonts w:ascii="Arial" w:hAnsi="Arial"/>
-          <w:color w:val="000000"/>
-          <w:sz w:val="18"/>
-          <w:highlight w:val="lightGray"/>
-        </w:rPr>
-        <w:t>7</w:t>
+        <w:t xml:space="preserve"> [</w:t>
+      </w:r>
+      <w:r>
+        <w:rPr>
+          <w:rFonts w:ascii="Arial" w:hAnsi="Arial"/>
+          <w:color w:val="000000"/>
+          <w:sz w:val="18"/>
+          <w:highlight w:val="lightGray"/>
+        </w:rPr>
+        <w:t>1</w:t>
+      </w:r>
+      <w:r>
+        <w:rPr>
+          <w:rFonts w:ascii="Arial" w:hAnsi="Arial"/>
+          <w:color w:val="000000"/>
+          <w:sz w:val="18"/>
+          <w:highlight w:val="lightGray"/>
+        </w:rPr>
+        <w:t>/</w:t>
+      </w:r>
+      <w:r>
+        <w:rPr>
+          <w:rFonts w:ascii="Arial" w:hAnsi="Arial"/>
+          <w:color w:val="000000"/>
+          <w:sz w:val="18"/>
+          <w:highlight w:val="lightGray"/>
+        </w:rPr>
+        <w:t>23</w:t>
       </w:r>
       <w:r>
         <w:rPr>
@@ -5663,7 +6149,7 @@
           <w:rFonts w:ascii="Roboto Mono" w:hAnsi="Roboto Mono"/>
         </w:rPr>
         <w:pict w14:anchorId="6DDD455C">
-          <v:rect id="_x0000_i1256" style="width:0;height:1.5pt" o:hralign="center" o:hrstd="t" o:hr="t" fillcolor="#a0a0a0" stroked="f"/>
+          <v:rect id="_x0000_i1049" style="width:0;height:1.5pt" o:hralign="center" o:hrstd="t" o:hr="t" fillcolor="#a0a0a0" stroked="f"/>
         </w:pict>
       </w:r>
     </w:p>
@@ -5702,7 +6188,27 @@
           <w:sz w:val="18"/>
           <w:highlight w:val="lightGray"/>
         </w:rPr>
-        <w:t xml:space="preserve">: Persons Table -&gt; ID Column: 1, Name_En Column: Motasem Essam] -&gt; </w:t>
+        <w:t xml:space="preserve">: Persons Table -&gt; ID Column: 1, </w:t>
+      </w:r>
+      <w:proofErr w:type="spellStart"/>
+      <w:r>
+        <w:rPr>
+          <w:rFonts w:ascii="Arial" w:hAnsi="Arial"/>
+          <w:color w:val="000000"/>
+          <w:sz w:val="18"/>
+          <w:highlight w:val="lightGray"/>
+        </w:rPr>
+        <w:t>Name_En</w:t>
+      </w:r>
+      <w:proofErr w:type="spellEnd"/>
+      <w:r>
+        <w:rPr>
+          <w:rFonts w:ascii="Arial" w:hAnsi="Arial"/>
+          <w:color w:val="000000"/>
+          <w:sz w:val="18"/>
+          <w:highlight w:val="lightGray"/>
+        </w:rPr>
+        <w:t xml:space="preserve"> Column: Motasem Essam] -&gt; </w:t>
       </w:r>
       <w:r>
         <w:rPr>
@@ -5758,16 +6264,34 @@
           <w:sz w:val="18"/>
           <w:highlight w:val="lightGray"/>
         </w:rPr>
-        <w:t xml:space="preserve"> [6/</w:t>
-      </w:r>
-      <w:r>
-        <w:rPr>
-          <w:rFonts w:ascii="Arial" w:hAnsi="Arial"/>
-          <w:color w:val="000000"/>
-          <w:sz w:val="18"/>
-          <w:highlight w:val="lightGray"/>
-        </w:rPr>
-        <w:t>7</w:t>
+        <w:t xml:space="preserve"> [</w:t>
+      </w:r>
+      <w:r>
+        <w:rPr>
+          <w:rFonts w:ascii="Arial" w:hAnsi="Arial"/>
+          <w:color w:val="000000"/>
+          <w:sz w:val="18"/>
+          <w:highlight w:val="lightGray"/>
+        </w:rPr>
+        <w:t>1</w:t>
+      </w:r>
+      <w:r>
+        <w:rPr>
+          <w:rFonts w:ascii="Arial" w:hAnsi="Arial"/>
+          <w:color w:val="000000"/>
+          <w:sz w:val="18"/>
+          <w:highlight w:val="lightGray"/>
+        </w:rPr>
+        <w:t>/</w:t>
+      </w:r>
+      <w:r>
+        <w:rPr>
+          <w:rFonts w:ascii="Arial" w:hAnsi="Arial"/>
+          <w:color w:val="000000"/>
+          <w:sz w:val="18"/>
+          <w:highlight w:val="lightGray"/>
+        </w:rPr>
+        <w:t>23</w:t>
       </w:r>
       <w:r>
         <w:rPr>
@@ -6010,7 +6534,7 @@
           <w:rFonts w:ascii="Roboto Mono" w:hAnsi="Roboto Mono"/>
         </w:rPr>
         <w:pict w14:anchorId="5CBAC950">
-          <v:rect id="_x0000_i1257" style="width:0;height:1.5pt" o:hralign="center" o:hrstd="t" o:hr="t" fillcolor="#a0a0a0" stroked="f"/>
+          <v:rect id="_x0000_i1050" style="width:0;height:1.5pt" o:hralign="center" o:hrstd="t" o:hr="t" fillcolor="#a0a0a0" stroked="f"/>
         </w:pict>
       </w:r>
     </w:p>
@@ -6053,7 +6577,27 @@
           <w:sz w:val="18"/>
           <w:highlight w:val="lightGray"/>
         </w:rPr>
-        <w:t xml:space="preserve">: Persons Table -&gt; ID Column: 1, Name_En Column: Motasem Essam] -&gt; </w:t>
+        <w:t xml:space="preserve">: Persons Table -&gt; ID Column: 1, </w:t>
+      </w:r>
+      <w:proofErr w:type="spellStart"/>
+      <w:r>
+        <w:rPr>
+          <w:rFonts w:ascii="Arial" w:hAnsi="Arial"/>
+          <w:color w:val="000000"/>
+          <w:sz w:val="18"/>
+          <w:highlight w:val="lightGray"/>
+        </w:rPr>
+        <w:t>Name_En</w:t>
+      </w:r>
+      <w:proofErr w:type="spellEnd"/>
+      <w:r>
+        <w:rPr>
+          <w:rFonts w:ascii="Arial" w:hAnsi="Arial"/>
+          <w:color w:val="000000"/>
+          <w:sz w:val="18"/>
+          <w:highlight w:val="lightGray"/>
+        </w:rPr>
+        <w:t xml:space="preserve"> Column: Motasem Essam] -&gt; </w:t>
       </w:r>
       <w:r>
         <w:rPr>
@@ -6109,16 +6653,34 @@
           <w:sz w:val="18"/>
           <w:highlight w:val="lightGray"/>
         </w:rPr>
-        <w:t xml:space="preserve"> [6/</w:t>
-      </w:r>
-      <w:r>
-        <w:rPr>
-          <w:rFonts w:ascii="Arial" w:hAnsi="Arial"/>
-          <w:color w:val="000000"/>
-          <w:sz w:val="18"/>
-          <w:highlight w:val="lightGray"/>
-        </w:rPr>
-        <w:t>7</w:t>
+        <w:t xml:space="preserve"> [</w:t>
+      </w:r>
+      <w:r>
+        <w:rPr>
+          <w:rFonts w:ascii="Arial" w:hAnsi="Arial"/>
+          <w:color w:val="000000"/>
+          <w:sz w:val="18"/>
+          <w:highlight w:val="lightGray"/>
+        </w:rPr>
+        <w:t>1</w:t>
+      </w:r>
+      <w:r>
+        <w:rPr>
+          <w:rFonts w:ascii="Arial" w:hAnsi="Arial"/>
+          <w:color w:val="000000"/>
+          <w:sz w:val="18"/>
+          <w:highlight w:val="lightGray"/>
+        </w:rPr>
+        <w:t>/</w:t>
+      </w:r>
+      <w:r>
+        <w:rPr>
+          <w:rFonts w:ascii="Arial" w:hAnsi="Arial"/>
+          <w:color w:val="000000"/>
+          <w:sz w:val="18"/>
+          <w:highlight w:val="lightGray"/>
+        </w:rPr>
+        <w:t>23</w:t>
       </w:r>
       <w:r>
         <w:rPr>
@@ -6448,7 +7010,7 @@
           <w:rFonts w:ascii="Roboto Mono" w:hAnsi="Roboto Mono"/>
         </w:rPr>
         <w:pict w14:anchorId="04C9FBAD">
-          <v:rect id="_x0000_i1258" style="width:0;height:1.5pt" o:hralign="center" o:hrstd="t" o:hr="t" fillcolor="#a0a0a0" stroked="f"/>
+          <v:rect id="_x0000_i1051" style="width:0;height:1.5pt" o:hralign="center" o:hrstd="t" o:hr="t" fillcolor="#a0a0a0" stroked="f"/>
         </w:pict>
       </w:r>
     </w:p>
@@ -6484,7 +7046,27 @@
           <w:sz w:val="18"/>
           <w:highlight w:val="lightGray"/>
         </w:rPr>
-        <w:t xml:space="preserve">: Persons Table -&gt; ID Column: 1, Name_En Column: Motasem Essam] -&gt; </w:t>
+        <w:t xml:space="preserve">: Persons Table -&gt; ID Column: 1, </w:t>
+      </w:r>
+      <w:proofErr w:type="spellStart"/>
+      <w:r>
+        <w:rPr>
+          <w:rFonts w:ascii="Arial" w:hAnsi="Arial"/>
+          <w:color w:val="000000"/>
+          <w:sz w:val="18"/>
+          <w:highlight w:val="lightGray"/>
+        </w:rPr>
+        <w:t>Name_En</w:t>
+      </w:r>
+      <w:proofErr w:type="spellEnd"/>
+      <w:r>
+        <w:rPr>
+          <w:rFonts w:ascii="Arial" w:hAnsi="Arial"/>
+          <w:color w:val="000000"/>
+          <w:sz w:val="18"/>
+          <w:highlight w:val="lightGray"/>
+        </w:rPr>
+        <w:t xml:space="preserve"> Column: Motasem Essam] -&gt; </w:t>
       </w:r>
       <w:r>
         <w:rPr>
@@ -6540,16 +7122,34 @@
           <w:sz w:val="18"/>
           <w:highlight w:val="lightGray"/>
         </w:rPr>
-        <w:t xml:space="preserve"> [6/</w:t>
-      </w:r>
-      <w:r>
-        <w:rPr>
-          <w:rFonts w:ascii="Arial" w:hAnsi="Arial"/>
-          <w:color w:val="000000"/>
-          <w:sz w:val="18"/>
-          <w:highlight w:val="lightGray"/>
-        </w:rPr>
-        <w:t>7</w:t>
+        <w:t xml:space="preserve"> [</w:t>
+      </w:r>
+      <w:r>
+        <w:rPr>
+          <w:rFonts w:ascii="Arial" w:hAnsi="Arial"/>
+          <w:color w:val="000000"/>
+          <w:sz w:val="18"/>
+          <w:highlight w:val="lightGray"/>
+        </w:rPr>
+        <w:t>1</w:t>
+      </w:r>
+      <w:r>
+        <w:rPr>
+          <w:rFonts w:ascii="Arial" w:hAnsi="Arial"/>
+          <w:color w:val="000000"/>
+          <w:sz w:val="18"/>
+          <w:highlight w:val="lightGray"/>
+        </w:rPr>
+        <w:t>/</w:t>
+      </w:r>
+      <w:r>
+        <w:rPr>
+          <w:rFonts w:ascii="Arial" w:hAnsi="Arial"/>
+          <w:color w:val="000000"/>
+          <w:sz w:val="18"/>
+          <w:highlight w:val="lightGray"/>
+        </w:rPr>
+        <w:t>23</w:t>
       </w:r>
       <w:r>
         <w:rPr>
@@ -6618,11 +7218,19 @@
           <w:rFonts w:ascii="Roboto Mono" w:hAnsi="Roboto Mono"/>
         </w:rPr>
       </w:pPr>
-      <w:r>
-        <w:rPr>
-          <w:rFonts w:ascii="Roboto Mono" w:hAnsi="Roboto Mono"/>
-        </w:rPr>
-        <w:t>Lucidchart — System diagrams</w:t>
+      <w:proofErr w:type="spellStart"/>
+      <w:r>
+        <w:rPr>
+          <w:rFonts w:ascii="Roboto Mono" w:hAnsi="Roboto Mono"/>
+        </w:rPr>
+        <w:t>Lucidchart</w:t>
+      </w:r>
+      <w:proofErr w:type="spellEnd"/>
+      <w:r>
+        <w:rPr>
+          <w:rFonts w:ascii="Roboto Mono" w:hAnsi="Roboto Mono"/>
+        </w:rPr>
+        <w:t xml:space="preserve"> — System diagrams</w:t>
       </w:r>
     </w:p>
     <w:p>
@@ -6636,7 +7244,7 @@
           <w:rFonts w:ascii="Roboto Mono" w:hAnsi="Roboto Mono"/>
         </w:rPr>
         <w:pict w14:anchorId="53C8C7C1">
-          <v:rect id="_x0000_i1259" style="width:0;height:1.5pt" o:hralign="center" o:hrstd="t" o:hr="t" fillcolor="#a0a0a0" stroked="f"/>
+          <v:rect id="_x0000_i1052" style="width:0;height:1.5pt" o:hralign="center" o:hrstd="t" o:hr="t" fillcolor="#a0a0a0" stroked="f"/>
         </w:pict>
       </w:r>
     </w:p>
@@ -6672,7 +7280,27 @@
           <w:sz w:val="18"/>
           <w:highlight w:val="lightGray"/>
         </w:rPr>
-        <w:t xml:space="preserve">: Persons Table -&gt; ID Column: 1, Name_En Column: Motasem Essam] -&gt; </w:t>
+        <w:t xml:space="preserve">: Persons Table -&gt; ID Column: 1, </w:t>
+      </w:r>
+      <w:proofErr w:type="spellStart"/>
+      <w:r>
+        <w:rPr>
+          <w:rFonts w:ascii="Arial" w:hAnsi="Arial"/>
+          <w:color w:val="000000"/>
+          <w:sz w:val="18"/>
+          <w:highlight w:val="lightGray"/>
+        </w:rPr>
+        <w:t>Name_En</w:t>
+      </w:r>
+      <w:proofErr w:type="spellEnd"/>
+      <w:r>
+        <w:rPr>
+          <w:rFonts w:ascii="Arial" w:hAnsi="Arial"/>
+          <w:color w:val="000000"/>
+          <w:sz w:val="18"/>
+          <w:highlight w:val="lightGray"/>
+        </w:rPr>
+        <w:t xml:space="preserve"> Column: Motasem Essam] -&gt; </w:t>
       </w:r>
       <w:r>
         <w:rPr>
@@ -6728,16 +7356,34 @@
           <w:sz w:val="18"/>
           <w:highlight w:val="lightGray"/>
         </w:rPr>
-        <w:t xml:space="preserve"> [6/</w:t>
-      </w:r>
-      <w:r>
-        <w:rPr>
-          <w:rFonts w:ascii="Arial" w:hAnsi="Arial"/>
-          <w:color w:val="000000"/>
-          <w:sz w:val="18"/>
-          <w:highlight w:val="lightGray"/>
-        </w:rPr>
-        <w:t>7</w:t>
+        <w:t xml:space="preserve"> [</w:t>
+      </w:r>
+      <w:r>
+        <w:rPr>
+          <w:rFonts w:ascii="Arial" w:hAnsi="Arial"/>
+          <w:color w:val="000000"/>
+          <w:sz w:val="18"/>
+          <w:highlight w:val="lightGray"/>
+        </w:rPr>
+        <w:t>1</w:t>
+      </w:r>
+      <w:r>
+        <w:rPr>
+          <w:rFonts w:ascii="Arial" w:hAnsi="Arial"/>
+          <w:color w:val="000000"/>
+          <w:sz w:val="18"/>
+          <w:highlight w:val="lightGray"/>
+        </w:rPr>
+        <w:t>/</w:t>
+      </w:r>
+      <w:r>
+        <w:rPr>
+          <w:rFonts w:ascii="Arial" w:hAnsi="Arial"/>
+          <w:color w:val="000000"/>
+          <w:sz w:val="18"/>
+          <w:highlight w:val="lightGray"/>
+        </w:rPr>
+        <w:t>23</w:t>
       </w:r>
       <w:r>
         <w:rPr>
@@ -6995,7 +7641,7 @@
           <w:rFonts w:ascii="Roboto Mono" w:hAnsi="Roboto Mono"/>
         </w:rPr>
         <w:pict w14:anchorId="58A421E3">
-          <v:rect id="_x0000_i1304" style="width:0;height:1.5pt" o:hralign="center" o:hrstd="t" o:hr="t" fillcolor="#a0a0a0" stroked="f"/>
+          <v:rect id="_x0000_i1053" style="width:0;height:1.5pt" o:hralign="center" o:hrstd="t" o:hr="t" fillcolor="#a0a0a0" stroked="f"/>
         </w:pict>
       </w:r>
     </w:p>
@@ -7031,7 +7677,27 @@
           <w:sz w:val="18"/>
           <w:highlight w:val="lightGray"/>
         </w:rPr>
-        <w:t xml:space="preserve">: Persons Table -&gt; ID Column: 1, Name_En Column: Motasem Essam] -&gt; </w:t>
+        <w:t xml:space="preserve">: Persons Table -&gt; ID Column: 1, </w:t>
+      </w:r>
+      <w:proofErr w:type="spellStart"/>
+      <w:r>
+        <w:rPr>
+          <w:rFonts w:ascii="Arial" w:hAnsi="Arial"/>
+          <w:color w:val="000000"/>
+          <w:sz w:val="18"/>
+          <w:highlight w:val="lightGray"/>
+        </w:rPr>
+        <w:t>Name_En</w:t>
+      </w:r>
+      <w:proofErr w:type="spellEnd"/>
+      <w:r>
+        <w:rPr>
+          <w:rFonts w:ascii="Arial" w:hAnsi="Arial"/>
+          <w:color w:val="000000"/>
+          <w:sz w:val="18"/>
+          <w:highlight w:val="lightGray"/>
+        </w:rPr>
+        <w:t xml:space="preserve"> Column: Motasem Essam] -&gt; </w:t>
       </w:r>
       <w:r>
         <w:rPr>
@@ -7087,16 +7753,34 @@
           <w:sz w:val="18"/>
           <w:highlight w:val="lightGray"/>
         </w:rPr>
-        <w:t xml:space="preserve"> [6/</w:t>
-      </w:r>
-      <w:r>
-        <w:rPr>
-          <w:rFonts w:ascii="Arial" w:hAnsi="Arial"/>
-          <w:color w:val="000000"/>
-          <w:sz w:val="18"/>
-          <w:highlight w:val="lightGray"/>
-        </w:rPr>
-        <w:t>7</w:t>
+        <w:t xml:space="preserve"> [</w:t>
+      </w:r>
+      <w:r>
+        <w:rPr>
+          <w:rFonts w:ascii="Arial" w:hAnsi="Arial"/>
+          <w:color w:val="000000"/>
+          <w:sz w:val="18"/>
+          <w:highlight w:val="lightGray"/>
+        </w:rPr>
+        <w:t>1</w:t>
+      </w:r>
+      <w:r>
+        <w:rPr>
+          <w:rFonts w:ascii="Arial" w:hAnsi="Arial"/>
+          <w:color w:val="000000"/>
+          <w:sz w:val="18"/>
+          <w:highlight w:val="lightGray"/>
+        </w:rPr>
+        <w:t>/</w:t>
+      </w:r>
+      <w:r>
+        <w:rPr>
+          <w:rFonts w:ascii="Arial" w:hAnsi="Arial"/>
+          <w:color w:val="000000"/>
+          <w:sz w:val="18"/>
+          <w:highlight w:val="lightGray"/>
+        </w:rPr>
+        <w:t>23</w:t>
       </w:r>
       <w:r>
         <w:rPr>
@@ -7448,7 +8132,7 @@
           <w:rFonts w:ascii="Roboto Mono" w:hAnsi="Roboto Mono"/>
         </w:rPr>
         <w:pict w14:anchorId="535F7BBE">
-          <v:rect id="_x0000_i1262" style="width:0;height:1.5pt" o:hralign="center" o:hrstd="t" o:hr="t" fillcolor="#a0a0a0" stroked="f"/>
+          <v:rect id="_x0000_i1054" style="width:0;height:1.5pt" o:hralign="center" o:hrstd="t" o:hr="t" fillcolor="#a0a0a0" stroked="f"/>
         </w:pict>
       </w:r>
     </w:p>
@@ -7484,7 +8168,27 @@
           <w:sz w:val="18"/>
           <w:highlight w:val="lightGray"/>
         </w:rPr>
-        <w:t xml:space="preserve">: Persons Table -&gt; ID Column: 1, Name_En Column: Motasem Essam] -&gt; </w:t>
+        <w:t xml:space="preserve">: Persons Table -&gt; ID Column: 1, </w:t>
+      </w:r>
+      <w:proofErr w:type="spellStart"/>
+      <w:r>
+        <w:rPr>
+          <w:rFonts w:ascii="Arial" w:hAnsi="Arial"/>
+          <w:color w:val="000000"/>
+          <w:sz w:val="18"/>
+          <w:highlight w:val="lightGray"/>
+        </w:rPr>
+        <w:t>Name_En</w:t>
+      </w:r>
+      <w:proofErr w:type="spellEnd"/>
+      <w:r>
+        <w:rPr>
+          <w:rFonts w:ascii="Arial" w:hAnsi="Arial"/>
+          <w:color w:val="000000"/>
+          <w:sz w:val="18"/>
+          <w:highlight w:val="lightGray"/>
+        </w:rPr>
+        <w:t xml:space="preserve"> Column: Motasem Essam] -&gt; </w:t>
       </w:r>
       <w:r>
         <w:rPr>
@@ -7540,16 +8244,34 @@
           <w:sz w:val="18"/>
           <w:highlight w:val="lightGray"/>
         </w:rPr>
-        <w:t xml:space="preserve"> [6/</w:t>
-      </w:r>
-      <w:r>
-        <w:rPr>
-          <w:rFonts w:ascii="Arial" w:hAnsi="Arial"/>
-          <w:color w:val="000000"/>
-          <w:sz w:val="18"/>
-          <w:highlight w:val="lightGray"/>
-        </w:rPr>
-        <w:t>7</w:t>
+        <w:t xml:space="preserve"> [</w:t>
+      </w:r>
+      <w:r>
+        <w:rPr>
+          <w:rFonts w:ascii="Arial" w:hAnsi="Arial"/>
+          <w:color w:val="000000"/>
+          <w:sz w:val="18"/>
+          <w:highlight w:val="lightGray"/>
+        </w:rPr>
+        <w:t>1</w:t>
+      </w:r>
+      <w:r>
+        <w:rPr>
+          <w:rFonts w:ascii="Arial" w:hAnsi="Arial"/>
+          <w:color w:val="000000"/>
+          <w:sz w:val="18"/>
+          <w:highlight w:val="lightGray"/>
+        </w:rPr>
+        <w:t>/</w:t>
+      </w:r>
+      <w:r>
+        <w:rPr>
+          <w:rFonts w:ascii="Arial" w:hAnsi="Arial"/>
+          <w:color w:val="000000"/>
+          <w:sz w:val="18"/>
+          <w:highlight w:val="lightGray"/>
+        </w:rPr>
+        <w:t>23</w:t>
       </w:r>
       <w:r>
         <w:rPr>
@@ -9275,6 +9997,7 @@
   <w:style w:type="character" w:default="1" w:styleId="DefaultParagraphFont">
     <w:name w:val="Default Paragraph Font"/>
     <w:uiPriority w:val="1"/>
+    <w:semiHidden/>
     <w:unhideWhenUsed/>
   </w:style>
   <w:style w:type="table" w:default="1" w:styleId="TableNormal">
